--- a/Files/01 - Bereshis/03 - Lech Lecha/5784/Lech Lecha 5784.docx
+++ b/Files/01 - Bereshis/03 - Lech Lecha/5784/Lech Lecha 5784.docx
@@ -358,7 +358,7 @@
         <w:t xml:space="preserve"> של תורה</w:t>
       </w:r>
       <w:r>
-        <w:t>, comments on</w:t>
+        <w:t xml:space="preserve">, comments on </w:t>
       </w:r>
       <w:r>
         <w:rPr>
@@ -507,7 +507,7 @@
         <w:t>תורה</w:t>
       </w:r>
       <w:r>
-        <w:t>, as the</w:t>
+        <w:t xml:space="preserve">, as the </w:t>
       </w:r>
       <w:r>
         <w:rPr>
@@ -1134,7 +1134,7 @@
       </w:r>
       <w:proofErr w:type="gramStart"/>
       <w:r>
-        <w:t>The</w:t>
+        <w:t xml:space="preserve">The </w:t>
       </w:r>
       <w:r>
         <w:rPr>

--- a/Files/01 - Bereshis/03 - Lech Lecha/5784/Lech Lecha 5784.docx
+++ b/Files/01 - Bereshis/03 - Lech Lecha/5784/Lech Lecha 5784.docx
@@ -41,7 +41,7 @@
         <w:rPr>
           <w:rtl/>
         </w:rPr>
-        <w:t>רש"י</w:t>
+        <w:t>רש״י</w:t>
       </w:r>
       <w:r>
         <w:t xml:space="preserve">, after his first pshat, he explains that </w:t>
@@ -648,7 +648,7 @@
         <w:rPr>
           <w:rtl/>
         </w:rPr>
-        <w:t>רש"י</w:t>
+        <w:t>רש״י</w:t>
       </w:r>
       <w:r>
         <w:t xml:space="preserve"> means when he says </w:t>
